--- a/ky/discovery-articles/6.24 Үн жаздыруу.docx
+++ b/ky/discovery-articles/6.24 Үн жаздыруу.docx
@@ -4,564 +4,374 @@
   <w:body>
     <w:p>
       <w:pPr>
-        <w:keepNext/>
-        <w:spacing w:before="280" w:after="120"/>
+        <w:pStyle w:val="Title"/>
+        <w:widowControl/>
       </w:pPr>
       <w:r>
-        <w:rPr>
-          <w:rFonts w:ascii="Calibri" w:hAnsi="Calibri" w:eastAsia="Calibri"/>
-          <w:b/>
-          <w:i w:val="0"/>
-          <w:color w:val="004E8C"/>
-          <w:sz w:val="44"/>
-        </w:rPr>
         <w:t>6.24 Үн жаздыруу</w:t>
       </w:r>
     </w:p>
     <w:p>
       <w:pPr>
-        <w:spacing w:after="80"/>
+        <w:keepNext/>
+        <w:widowControl/>
       </w:pPr>
       <w:r>
         <w:rPr>
-          <w:rFonts w:ascii="Calibri" w:hAnsi="Calibri" w:eastAsia="Calibri"/>
-          <w:b w:val="0"/>
-          <w:i/>
-          <w:color w:val="505050"/>
-          <w:sz w:val="22"/>
+          <w:sz w:val="20"/>
         </w:rPr>
         <w:t>6. Санарип технологиялар, космос жана байланыш</w:t>
       </w:r>
     </w:p>
     <w:p>
       <w:pPr>
-        <w:spacing w:after="200"/>
+        <w:keepNext/>
+        <w:widowControl/>
       </w:pPr>
       <w:r>
         <w:rPr>
-          <w:rFonts w:ascii="Calibri" w:hAnsi="Calibri" w:eastAsia="Calibri"/>
-          <w:b w:val="0"/>
-          <w:i/>
-          <w:sz w:val="22"/>
+          <w:sz w:val="20"/>
         </w:rPr>
-        <w:t>Мезгил: болжол менен 1877-жыл (Эдисондун фонографы); 1880–1890-жылдары диск жана цилиндрлердин коммерциялык жайылышы; кийинки магниттик тасма жана санарип аудио | Негизги өкүлдөр: Томас Эдисон; Эмиль Берлинер; Александр Грэм Беллдин Volta Laboratory лабораториясы; кийинки тасма жана санарип аудио инженерлери</w:t>
+        <w:t>Мезгил: 1877-жыл (Эдисондун фонографы); 1880–1890-жылдар (диск жана цилиндр соодасы); кийин магниттик тасма жана санарип үн | Негизги салым кошкондор: Томас Эдисон; Эмиль Берлинер; Александр Грэм Беллдин Вольта лабораториясы; кийин тасма жана санарип үн инженерлери</w:t>
       </w:r>
     </w:p>
     <w:p>
       <w:pPr>
-        <w:spacing w:after="160" w:line="276" w:lineRule="auto"/>
+        <w:widowControl/>
       </w:pPr>
       <w:r>
-        <w:rPr>
-          <w:rFonts w:ascii="Calibri" w:hAnsi="Calibri" w:eastAsia="Calibri"/>
-          <w:b w:val="0"/>
-          <w:i w:val="0"/>
-          <w:sz w:val="22"/>
-        </w:rPr>
-        <w:t>Үн жаздыруу адамдын үнү менен музыканы кийин кайра угууга боло турган физикалык же санарип из түрүндө сактайт. Цилиндрден жана дисктен тартып магниттик тасма менен файлга чейин бул технология аткарууну көчмө жана кайталануучу кылды.</w:t>
+        <w:t>Үн жаздыруу сөз менен музыканы кийин кайра угууга боло турган физикалык же санарип из катары сактайт. Цилиндрден жана дисктен тасма менен файлга чейин ал аткарууну алып жүрүүгө жана кайталоого мүмкүн кылган.</w:t>
       </w:r>
     </w:p>
     <w:p>
       <w:pPr>
-        <w:keepNext/>
-        <w:spacing w:before="240" w:after="120"/>
+        <w:pStyle w:val="Heading1"/>
+        <w:widowControl/>
       </w:pPr>
       <w:r>
-        <w:rPr>
-          <w:rFonts w:ascii="Calibri" w:hAnsi="Calibri" w:eastAsia="Calibri"/>
-          <w:b/>
-          <w:i w:val="0"/>
-          <w:color w:val="004E8C"/>
-          <w:sz w:val="28"/>
-        </w:rPr>
-        <w:t>Негизги фактылар</w:t>
+        <w:t>Негизги маалыматтар</w:t>
       </w:r>
     </w:p>
     <w:p>
       <w:pPr>
         <w:pStyle w:val="ListBullet"/>
+        <w:widowControl/>
       </w:pPr>
       <w:r>
-        <w:rPr>
-          <w:rFonts w:ascii="Calibri" w:hAnsi="Calibri" w:eastAsia="Calibri"/>
-          <w:b w:val="0"/>
-          <w:i w:val="0"/>
-          <w:sz w:val="22"/>
-        </w:rPr>
-        <w:t>Томас Эдисон 1877-жылы үндү жазып да, кайра ойнотуп да бере алган иштеген фонографты көрсөткөн</w:t>
+        <w:t>Томас Эдисон 1877-жылы үн жазып жана кайра ойното алган фонограф көрсөткөн.</w:t>
       </w:r>
     </w:p>
     <w:p>
       <w:pPr>
         <w:pStyle w:val="ListBullet"/>
+        <w:widowControl/>
       </w:pPr>
       <w:r>
-        <w:rPr>
-          <w:rFonts w:ascii="Calibri" w:hAnsi="Calibri" w:eastAsia="Calibri"/>
-          <w:b w:val="0"/>
-          <w:i w:val="0"/>
-          <w:sz w:val="22"/>
-        </w:rPr>
-        <w:t>Эмиль Берлинер 1880–1890-жылдары жалпак диск пластинкаларын жана граммофон ыкмасын кеңири жайылткан</w:t>
+        <w:t>Эмиль Берлинер 1880–1890-жылдары жалпак пластинка менен граммофон жолун жайылткан.</w:t>
       </w:r>
     </w:p>
     <w:p>
       <w:pPr>
         <w:pStyle w:val="ListBullet"/>
+        <w:widowControl/>
       </w:pPr>
       <w:r>
-        <w:rPr>
-          <w:rFonts w:ascii="Calibri" w:hAnsi="Calibri" w:eastAsia="Calibri"/>
-          <w:b w:val="0"/>
-          <w:i w:val="0"/>
-          <w:sz w:val="22"/>
-        </w:rPr>
-        <w:t>Магниттик тасма кийин студия менен радиодо жазууну оңдоого жана узак убакытка түшүрүүгө жол ачкан</w:t>
+        <w:t>Кийин магниттик тасма студия менен радиодо монтажды жана узак жазууну жеңилдеткен.</w:t>
       </w:r>
     </w:p>
     <w:p>
       <w:pPr>
         <w:pStyle w:val="ListBullet"/>
+        <w:widowControl/>
       </w:pPr>
       <w:r>
-        <w:rPr>
-          <w:rFonts w:ascii="Calibri" w:hAnsi="Calibri" w:eastAsia="Calibri"/>
-          <w:b w:val="0"/>
-          <w:i w:val="0"/>
-          <w:sz w:val="22"/>
-        </w:rPr>
-        <w:t>Электрдик жазуу жана күчөтүү алгачкы акустикалык түтүктөргө караганда үндүн сапатын кыйла жогорулаткан</w:t>
+        <w:t>Электрдик жазуу жана күчөтүү алгачкы акустикалык сурнайдан кыйла так үн берген.</w:t>
       </w:r>
     </w:p>
     <w:p>
       <w:pPr>
         <w:pStyle w:val="ListBullet"/>
+        <w:widowControl/>
       </w:pPr>
       <w:r>
-        <w:rPr>
-          <w:rFonts w:ascii="Calibri" w:hAnsi="Calibri" w:eastAsia="Calibri"/>
-          <w:b w:val="0"/>
-          <w:i w:val="0"/>
-          <w:sz w:val="22"/>
-        </w:rPr>
-        <w:t>Санарип аудио форматтары үндү оңой көчүрүлүүчү маалыматка айлантты, бирок негизги идея өзгөргөн жок: кармоо, сактоо жана кайра угузуу</w:t>
+        <w:t>Санарип формат үн маалымат болуп көчүрүлүшүнө шарт түзүп, «жазуу, сактоо, ойнотуу» идеясын сактаган.</w:t>
       </w:r>
     </w:p>
     <w:p>
       <w:pPr>
-        <w:keepNext/>
-        <w:spacing w:before="240" w:after="120"/>
+        <w:pStyle w:val="Heading1"/>
+        <w:widowControl/>
       </w:pPr>
       <w:r>
-        <w:rPr>
-          <w:rFonts w:ascii="Calibri" w:hAnsi="Calibri" w:eastAsia="Calibri"/>
-          <w:b/>
-          <w:i w:val="0"/>
-          <w:color w:val="004E8C"/>
-          <w:sz w:val="28"/>
-        </w:rPr>
-        <w:t>Бул эмне</w:t>
+        <w:t>Бул эмне?</w:t>
       </w:r>
     </w:p>
     <w:p>
       <w:pPr>
-        <w:spacing w:after="160" w:line="276" w:lineRule="auto"/>
+        <w:widowControl/>
       </w:pPr>
       <w:r>
-        <w:rPr>
-          <w:rFonts w:ascii="Calibri" w:hAnsi="Calibri" w:eastAsia="Calibri"/>
-          <w:b w:val="0"/>
-          <w:i w:val="0"/>
-          <w:sz w:val="22"/>
-        </w:rPr>
-        <w:t>Үн жаздыруу — абадагы үн термелүүсүн узак сакталуучу чөйрөгө түшүрүп, кийин ошол изди кайра угулуучу толкунга айландырган бардык системалардын жалпы аты. Алгачкы аппараттар калай фольгага, момго же шеллакка оюк түшүргөн; кийинки системалар тасманы магниттештирип же аба басымын сан түрүндө өлчөп жазган. Ойнотуу учурунда ийне, магниттик баш же санарип өзгөрткүч жана динамик ошол үлгүнү кайра үн кылат. Күнүмдүк тилде бул — аткаруучулар бөлмөдө жок болсо да кайра уга ала турган аткаруу.</w:t>
+        <w:t>Үн жаздыруу акустикалык термелүүнү туруктуу каражатка түшүрүп, кийин ошол изди кайра угулуучу толкунга айландырат. Алгачкы машиналар фольга, мом же шеллакка оюк салган; кийинкилер тасманы магниттеп же аба басымын сандар менен үлгүлөп каттаган. Ийне, магниттик баш же санарип өзгөрткүч жана үн күчөткүч үлгүнү кайра түзөт. Бул аткаруучу бөлмөдө жок болсо да, аткарууну кайра угуу мүмкүнчүлүгү.</w:t>
       </w:r>
     </w:p>
     <w:p>
       <w:pPr>
-        <w:keepNext/>
-        <w:spacing w:before="240" w:after="120"/>
+        <w:pStyle w:val="Heading1"/>
+        <w:widowControl/>
       </w:pPr>
       <w:r>
-        <w:rPr>
-          <w:rFonts w:ascii="Calibri" w:hAnsi="Calibri" w:eastAsia="Calibri"/>
-          <w:b/>
-          <w:i w:val="0"/>
-          <w:color w:val="004E8C"/>
-          <w:sz w:val="28"/>
-        </w:rPr>
-        <w:t>Аны ким ачкан же ойлоп тапкан</w:t>
+        <w:t xml:space="preserve">Ким ойлоп тапкан</w:t>
       </w:r>
     </w:p>
     <w:p>
       <w:pPr>
-        <w:spacing w:after="160" w:line="276" w:lineRule="auto"/>
+        <w:widowControl/>
       </w:pPr>
       <w:r>
-        <w:rPr>
-          <w:rFonts w:ascii="Calibri" w:hAnsi="Calibri" w:eastAsia="Calibri"/>
-          <w:b w:val="0"/>
-          <w:i w:val="0"/>
-          <w:sz w:val="22"/>
-        </w:rPr>
-        <w:t>Томас Эдисон 1877-жылы үндү жазып жана кайра чыгара алган алгачкы практикалык фонографты жасаган деп эсептелет. Александр Грэм Беллдин Volta Laboratory лабораториясы мом цилиндрлерин жакшырткан, ал эми Эмиль Берлинер өндүрүштү штамп менен көбөйтүлгөн жалпак дисктерге бурган. Студия инженерлери, пластинка чыгаруучу заводдор, кийин магниттик тасма жана санарип технологияларын түзгөн адистер бул өнөрдү улантты. Белгилүү ысымдар негизги баскычтарды көрсөтөт, бирок тармак жасоочулардын, музыканттардын жана угармандардын узак чынжырынан турат.</w:t>
+        <w:t>Томас Эдисон 1877-жылы үн жазган да, чыгарган да алгачкы практикалык фонограф менен таанылат. Александр Грэм Беллдин Вольта лабораториясы мом цилиндрди жакшырткан; Эмиль Берлинер сооданы басылып көбөйтүлгөн жалпак дискке бурган. Студия инженерлери, пластинка заводдору, кийин тасма жана санарип долбоорлоочулар өнөрдү кеңейткен. Белгилүү аттар баскычтарды көрсөтөт, тармак болсо жасоочу, музыкант жана угармандын узак чынжыры.</w:t>
       </w:r>
     </w:p>
     <w:p>
       <w:pPr>
-        <w:keepNext/>
-        <w:spacing w:before="240" w:after="120"/>
+        <w:pStyle w:val="Heading1"/>
+        <w:widowControl/>
       </w:pPr>
       <w:r>
-        <w:rPr>
-          <w:rFonts w:ascii="Calibri" w:hAnsi="Calibri" w:eastAsia="Calibri"/>
-          <w:b/>
-          <w:i w:val="0"/>
-          <w:color w:val="004E8C"/>
-          <w:sz w:val="28"/>
-        </w:rPr>
-        <w:t>Качан жана кантип пайда болгон</w:t>
+        <w:t>Качан жана кантип пайда болгон?</w:t>
       </w:r>
     </w:p>
     <w:p>
       <w:pPr>
-        <w:spacing w:after="160" w:line="276" w:lineRule="auto"/>
+        <w:widowControl/>
       </w:pPr>
       <w:r>
-        <w:rPr>
-          <w:rFonts w:ascii="Calibri" w:hAnsi="Calibri" w:eastAsia="Calibri"/>
-          <w:b w:val="0"/>
-          <w:i w:val="0"/>
-          <w:sz w:val="22"/>
-        </w:rPr>
-        <w:t>Эдисондун 1877-жылкы көрсөтүүсүнөн кийин 1880–1890-жылдары үйдө колдонулуучу жана тыйын салып иштетилген фонографтар тарады. Диск пластинкалары менен массалык штамптоо популярдуу чыгарманы өнөр жай масштабында көбөйтүүгө мүмкүндүк берди. 1920-жылдардагы электрдик жазуу, XX кылымдын ортосундагы магниттик тасма, андан кийин компакт-диск жана файл форматтары үн кармоо менен кайра ойнотуу принцибин сактап туруп, чөйрөнү улам өзгөрттү. Радио менен кино да ошол логиканы өзүнө алды. Бул тарыхтын бир туулган күнү эмес, бири-биринин үстүнө курулган көптөгөн форматтары бар.</w:t>
+        <w:t>Эдисондун 1877-жылдагы көрсөтүүсүнөн кийин 1880–1890-жылдары үй аппараттары жана тыйын салынган фонографтар тараган. Диск жана массалык басуу хитти өнөр жай масштабында көбөйткөн. 1920-жылдардагы электрдик жазуу, кылымдын ортосундагы магниттик тасма, кийин компакт-диск жана файл каражатты өзгөртүп, кайра ойнотуу негизин сактаган. Радио менен кино ошол логиканы алган. Тарых бир туулган күн эмес, форматтардын катмарлары.</w:t>
       </w:r>
     </w:p>
     <w:p>
       <w:pPr>
-        <w:keepNext/>
-        <w:spacing w:before="240" w:after="120"/>
+        <w:pStyle w:val="Heading1"/>
+        <w:widowControl/>
       </w:pPr>
       <w:r>
-        <w:rPr>
-          <w:rFonts w:ascii="Calibri" w:hAnsi="Calibri" w:eastAsia="Calibri"/>
-          <w:b/>
-          <w:i w:val="0"/>
-          <w:color w:val="004E8C"/>
-          <w:sz w:val="28"/>
-        </w:rPr>
-        <w:t>Илимий жактан мааниси</w:t>
+        <w:t>Илим үчүн мааниси</w:t>
       </w:r>
     </w:p>
     <w:p>
       <w:pPr>
-        <w:spacing w:after="160" w:line="276" w:lineRule="auto"/>
+        <w:widowControl/>
       </w:pPr>
       <w:r>
-        <w:rPr>
-          <w:rFonts w:ascii="Calibri" w:hAnsi="Calibri" w:eastAsia="Calibri"/>
-          <w:b w:val="0"/>
-          <w:i w:val="0"/>
-          <w:sz w:val="22"/>
-        </w:rPr>
-        <w:t>Үн жаздыруу термелүү, жыштык жана абадагы толкунду катуу материалга, андан кайра абага айландыруу тууралуу так түшүнүк талап кылды. Ал тил илими, этномузыка таануу жана акустика үчүн архивдерди жаратты. Сигналды иштетүү, ызы-чууну азайтуу жана үлгү алуу теориясы жарым-жартылай музыка менен сөздү сапаттуу жазуу үчүн өнүктү. Илимий жактан алганда, бул технология бат жоголгон үн толкундарын өлчөөгө, салыштырууга жана оңдоого боло турган маалыматка айлантты.</w:t>
+        <w:t>Жаздыруу термелүү, жыштык жана абадан катуу материалга, кайра абага айлануу тууралуу так ой жүгүртүүнү талап кылган. Тил илимине, элдердин музыкасын изилдөөгө жана акустикага архив берген. Сигнал иштетүү, ызы-чууну азайтуу жана дискреттөө теориясы жарым-жартылай музыка менен сөз жазууга кызмат кылып өскөн. Өтүп кетчү толкун өлчөнгөн, салыштырылган жана оңдолгон маалыматка айланган.</w:t>
       </w:r>
     </w:p>
     <w:p>
       <w:pPr>
-        <w:keepNext/>
-        <w:spacing w:before="240" w:after="120"/>
+        <w:pStyle w:val="Heading1"/>
+        <w:widowControl/>
       </w:pPr>
       <w:r>
-        <w:rPr>
-          <w:rFonts w:ascii="Calibri" w:hAnsi="Calibri" w:eastAsia="Calibri"/>
-          <w:b/>
-          <w:i w:val="0"/>
-          <w:color w:val="004E8C"/>
-          <w:sz w:val="28"/>
-        </w:rPr>
-        <w:t>Кийинки өнүгүүлөргө тийгизген таасири</w:t>
+        <w:t>Кийинки өнүгүүгө тийгизген таасири</w:t>
       </w:r>
     </w:p>
     <w:p>
       <w:pPr>
-        <w:spacing w:after="160" w:line="276" w:lineRule="auto"/>
+        <w:widowControl/>
       </w:pPr>
       <w:r>
-        <w:rPr>
-          <w:rFonts w:ascii="Calibri" w:hAnsi="Calibri" w:eastAsia="Calibri"/>
-          <w:b w:val="0"/>
-          <w:i w:val="0"/>
-          <w:sz w:val="22"/>
-        </w:rPr>
-        <w:t>Үн жаздыруу өнөр жайы музыканттардын карьерасын жана автордук укукту өзгөрттү. Үндүү кино, радионун архиви, подкаст жана агымдык музыка сакталган аудиого таянат. Телефон, үн почтасы жана үн жардамчылары да үндү кармоо жана кайра чыгаруу принцибин колдонот. Диск өлчөмү, тасманын ылдамдыгы жана файл форматы боюнча стандарттар дүйнөлүк инфраструктурага айланды.</w:t>
+        <w:t>Үн өнөр жайы музыкалык карьераны жана автордук укукту өзгөрткөн. Үндүү кино, радио китепкана, подкаст жана интернет агымы сакталган аудиого таянат. Телефон, үн почтасы жана үн жардамчылары жазуу-ойнотууну кайра колдонот. Диск, тасма ылдамдыгы жана файл форматтарынын стандарттары дүйнөлүк инфраструктура болгон.</w:t>
       </w:r>
     </w:p>
     <w:p>
       <w:pPr>
-        <w:keepNext/>
-        <w:spacing w:before="240" w:after="120"/>
+        <w:pStyle w:val="Heading1"/>
+        <w:widowControl/>
       </w:pPr>
       <w:r>
-        <w:rPr>
-          <w:rFonts w:ascii="Calibri" w:hAnsi="Calibri" w:eastAsia="Calibri"/>
-          <w:b/>
-          <w:i w:val="0"/>
-          <w:color w:val="004E8C"/>
-          <w:sz w:val="28"/>
-        </w:rPr>
-        <w:t>Адамдардын жашоосун кантип өзгөрткөн</w:t>
+        <w:t>Адамдардын жашоосун кантип өзгөрткөн?</w:t>
       </w:r>
     </w:p>
     <w:p>
       <w:pPr>
-        <w:spacing w:after="160" w:line="276" w:lineRule="auto"/>
+        <w:widowControl/>
       </w:pPr>
       <w:r>
-        <w:rPr>
-          <w:rFonts w:ascii="Calibri" w:hAnsi="Calibri" w:eastAsia="Calibri"/>
-          <w:b w:val="0"/>
-          <w:i w:val="0"/>
-          <w:sz w:val="22"/>
-        </w:rPr>
-        <w:t>Үй-бүлөлөр алыстагы адамдын үнүн уга алды; бүтүндөй өлкөлөр гимнди жана популярдуу ырды каалаган учурда угууга жетишти. Музыка жандуу аткарылган жайдан жеке кулакчынга жана жалпы радиого көчтү. Студияда, пластинка заводунда жана дүкөндө жаңы кесиптер пайда болуп, гастролдук экономика жаздырылган атактын айланасына кайра уюшулду. Жеке жашоону коргоо жана каракчылык тууралуу талаш ар бир жаңы формат менен кошо келди.</w:t>
+        <w:t>Үй-бүлөлөр жок адамдын үнүн уккан; элдер гимн жана хит ырды каалаганда бөлүшкөн. Музыка угуу жандуу бөлмөдөн жеке кулакчынга жана жалпы эфирге өткөн. Студияда, заводдо жана соодада жаңы жумуш чыгып, гастролдук экономика жазылган атакка ылайык өзгөргөн. Ар бир формат алмашканда купуялык жана мыйзамсыз көчүрүү талаштары коштолгон.</w:t>
       </w:r>
     </w:p>
     <w:p>
       <w:pPr>
-        <w:keepNext/>
-        <w:spacing w:before="240" w:after="120"/>
+        <w:pStyle w:val="Heading1"/>
+        <w:widowControl/>
       </w:pPr>
       <w:r>
-        <w:rPr>
-          <w:rFonts w:ascii="Calibri" w:hAnsi="Calibri" w:eastAsia="Calibri"/>
-          <w:b/>
-          <w:i w:val="0"/>
-          <w:color w:val="004E8C"/>
-          <w:sz w:val="28"/>
-        </w:rPr>
-        <w:t>Булактар жана шилтемелер</w:t>
+        <w:t>Булактар жана кошумча окуу</w:t>
       </w:r>
     </w:p>
     <w:p>
       <w:pPr>
-        <w:keepNext/>
-        <w:spacing w:before="240" w:after="120"/>
+        <w:pStyle w:val="Heading2"/>
+        <w:widowControl/>
       </w:pPr>
       <w:r>
         <w:rPr>
-          <w:rFonts w:ascii="Calibri" w:hAnsi="Calibri" w:eastAsia="Calibri"/>
-          <w:b/>
-          <w:i w:val="0"/>
-          <w:color w:val="004E8C"/>
-          <w:sz w:val="24"/>
+          <w:sz w:val="20"/>
         </w:rPr>
-        <w:t>A. Китептер жана негизги илимий эмгектер</w:t>
+        <w:t>Китептер жана негизги илимий эмгектер</w:t>
       </w:r>
     </w:p>
     <w:p>
       <w:pPr>
-        <w:spacing w:after="80"/>
-        <w:ind w:left="360"/>
+        <w:widowControl/>
       </w:pPr>
       <w:r>
         <w:rPr>
-          <w:rFonts w:ascii="Calibri" w:hAnsi="Calibri" w:eastAsia="Calibri"/>
-          <w:b w:val="0"/>
-          <w:i w:val="0"/>
-          <w:sz w:val="22"/>
+          <w:sz w:val="20"/>
         </w:rPr>
         <w:t>1. Millard, Andre. America on Record: A History of Recorded Sound. 2nd ed. Cambridge: Cambridge University Press, 2005.</w:t>
       </w:r>
     </w:p>
     <w:p>
       <w:pPr>
-        <w:keepNext/>
-        <w:spacing w:before="240" w:after="120"/>
+        <w:pStyle w:val="Heading2"/>
+        <w:widowControl/>
       </w:pPr>
       <w:r>
         <w:rPr>
-          <w:rFonts w:ascii="Calibri" w:hAnsi="Calibri" w:eastAsia="Calibri"/>
-          <w:b/>
-          <w:i w:val="0"/>
-          <w:color w:val="004E8C"/>
-          <w:sz w:val="24"/>
+          <w:sz w:val="20"/>
         </w:rPr>
-        <w:t>C. Мекемелердин материалдары жана энциклопедиялык булактар</w:t>
+        <w:t>Уюмдардын жана энциклопедиялардын материалдары</w:t>
       </w:r>
     </w:p>
     <w:p>
       <w:pPr>
-        <w:spacing w:after="80"/>
-        <w:ind w:left="360"/>
+        <w:widowControl/>
       </w:pPr>
       <w:r>
         <w:rPr>
-          <w:rFonts w:ascii="Calibri" w:hAnsi="Calibri" w:eastAsia="Calibri"/>
-          <w:b w:val="0"/>
-          <w:i w:val="0"/>
-          <w:sz w:val="22"/>
+          <w:sz w:val="20"/>
         </w:rPr>
-        <w:t>1. Encyclopaedia Britannica. «Фонограф».</w:t>
-      </w:r>
-      <w:r>
-        <w:rPr>
-          <w:rFonts w:ascii="Calibri" w:hAnsi="Calibri" w:eastAsia="Calibri"/>
-          <w:b w:val="0"/>
-          <w:i w:val="0"/>
-          <w:sz w:val="22"/>
-        </w:rPr>
-        <w:t xml:space="preserve"> </w:t>
+        <w:t xml:space="preserve">1. Encyclopaedia Britannica. 'Phonograph.' </w:t>
       </w:r>
       <w:hyperlink r:id="rId9">
         <w:r>
           <w:rPr>
-            <w:rFonts w:ascii="Calibri" w:hAnsi="Calibri" w:eastAsia="Calibri"/>
-            <w:b w:val="0"/>
-            <w:i w:val="0"/>
-            <w:sz w:val="22"/>
-            <w:color w:val="0563C1"/>
-            <w:u w:val="single"/>
+            <w:sz w:val="20"/>
           </w:rPr>
           <w:t>https://www.britannica.com/technology/phonograph</w:t>
         </w:r>
       </w:hyperlink>
+      <w:r>
+        <w:rPr>
+          <w:sz w:val="20"/>
+        </w:rPr>
+      </w:r>
     </w:p>
     <w:p>
       <w:pPr>
-        <w:spacing w:after="80"/>
-        <w:ind w:left="360"/>
+        <w:widowControl/>
       </w:pPr>
       <w:r>
         <w:rPr>
-          <w:rFonts w:ascii="Calibri" w:hAnsi="Calibri" w:eastAsia="Calibri"/>
-          <w:b w:val="0"/>
-          <w:i w:val="0"/>
-          <w:sz w:val="22"/>
+          <w:sz w:val="20"/>
         </w:rPr>
-        <w:t>2. Library of Congress. Эдисондун үн жазмаларынын тарыхы.</w:t>
-      </w:r>
-      <w:r>
-        <w:rPr>
-          <w:rFonts w:ascii="Calibri" w:hAnsi="Calibri" w:eastAsia="Calibri"/>
-          <w:b w:val="0"/>
-          <w:i w:val="0"/>
-          <w:sz w:val="22"/>
-        </w:rPr>
-        <w:t xml:space="preserve"> </w:t>
+        <w:t xml:space="preserve">2. Library of Congress. History of Edison sound recordings. </w:t>
       </w:r>
       <w:hyperlink r:id="rId10">
         <w:r>
           <w:rPr>
-            <w:rFonts w:ascii="Calibri" w:hAnsi="Calibri" w:eastAsia="Calibri"/>
-            <w:b w:val="0"/>
-            <w:i w:val="0"/>
-            <w:sz w:val="22"/>
-            <w:color w:val="0563C1"/>
-            <w:u w:val="single"/>
+            <w:sz w:val="20"/>
           </w:rPr>
           <w:t>https://www.loc.gov/collections/edison-company-motion-pictures-and-sound-recordings/articles-and-essays/history-of-edison-sound-recordings/</w:t>
         </w:r>
       </w:hyperlink>
-    </w:p>
-    <w:p>
-      <w:pPr>
-        <w:keepNext/>
-        <w:spacing w:before="240" w:after="120"/>
-      </w:pPr>
       <w:r>
         <w:rPr>
-          <w:rFonts w:ascii="Calibri" w:hAnsi="Calibri" w:eastAsia="Calibri"/>
-          <w:b/>
-          <w:i w:val="0"/>
-          <w:color w:val="004E8C"/>
-          <w:sz w:val="24"/>
+          <w:sz w:val="20"/>
         </w:rPr>
-        <w:t>D. Музейлердин, архивдердин жана китепканалардын материалдары</w:t>
       </w:r>
     </w:p>
     <w:p>
       <w:pPr>
-        <w:spacing w:after="80"/>
-        <w:ind w:left="360"/>
+        <w:pStyle w:val="Heading2"/>
+        <w:widowControl/>
       </w:pPr>
       <w:r>
         <w:rPr>
-          <w:rFonts w:ascii="Calibri" w:hAnsi="Calibri" w:eastAsia="Calibri"/>
-          <w:b w:val="0"/>
-          <w:i w:val="0"/>
-          <w:sz w:val="22"/>
+          <w:sz w:val="20"/>
         </w:rPr>
-        <w:t>1. Science Museum (London). Үн жаздыруучу буюмдар жана алардын тарыхы.</w:t>
+        <w:t>Музейлердин, архивдердин жана китепканалардын материалдары</w:t>
       </w:r>
+    </w:p>
+    <w:p>
+      <w:pPr>
+        <w:widowControl/>
+      </w:pPr>
       <w:r>
         <w:rPr>
-          <w:rFonts w:ascii="Calibri" w:hAnsi="Calibri" w:eastAsia="Calibri"/>
-          <w:b w:val="0"/>
-          <w:i w:val="0"/>
-          <w:sz w:val="22"/>
+          <w:sz w:val="20"/>
         </w:rPr>
-        <w:t xml:space="preserve"> </w:t>
+        <w:t xml:space="preserve">1. Science Museum (London). Sound recording objects and stories. </w:t>
       </w:r>
       <w:hyperlink r:id="rId11">
         <w:r>
           <w:rPr>
-            <w:rFonts w:ascii="Calibri" w:hAnsi="Calibri" w:eastAsia="Calibri"/>
-            <w:b w:val="0"/>
-            <w:i w:val="0"/>
-            <w:sz w:val="22"/>
-            <w:color w:val="0563C1"/>
-            <w:u w:val="single"/>
+            <w:sz w:val="20"/>
           </w:rPr>
           <w:t>https://www.sciencemuseum.org.uk/objects-and-stories</w:t>
         </w:r>
       </w:hyperlink>
+      <w:r>
+        <w:rPr>
+          <w:sz w:val="20"/>
+        </w:rPr>
+      </w:r>
     </w:p>
     <w:p>
       <w:pPr>
-        <w:spacing w:after="80"/>
-        <w:ind w:left="360"/>
+        <w:widowControl/>
       </w:pPr>
       <w:r>
         <w:rPr>
-          <w:rFonts w:ascii="Calibri" w:hAnsi="Calibri" w:eastAsia="Calibri"/>
-          <w:b w:val="0"/>
-          <w:i w:val="0"/>
-          <w:sz w:val="22"/>
+          <w:sz w:val="20"/>
         </w:rPr>
-        <w:t>2. Library of Congress. National Jukebox — алгачкы үн жазмалары.</w:t>
-      </w:r>
-      <w:r>
-        <w:rPr>
-          <w:rFonts w:ascii="Calibri" w:hAnsi="Calibri" w:eastAsia="Calibri"/>
-          <w:b w:val="0"/>
-          <w:i w:val="0"/>
-          <w:sz w:val="22"/>
-        </w:rPr>
-        <w:t xml:space="preserve"> </w:t>
+        <w:t xml:space="preserve">2. Library of Congress. National Jukebox — early recorded sound. </w:t>
       </w:r>
       <w:hyperlink r:id="rId12">
         <w:r>
           <w:rPr>
-            <w:rFonts w:ascii="Calibri" w:hAnsi="Calibri" w:eastAsia="Calibri"/>
-            <w:b w:val="0"/>
-            <w:i w:val="0"/>
-            <w:sz w:val="22"/>
-            <w:color w:val="0563C1"/>
-            <w:u w:val="single"/>
+            <w:sz w:val="20"/>
           </w:rPr>
           <w:t>https://www.loc.gov/collections/national-jukebox/</w:t>
         </w:r>
       </w:hyperlink>
+      <w:r>
+        <w:rPr>
+          <w:sz w:val="20"/>
+        </w:rPr>
+      </w:r>
     </w:p>
     <w:sectPr>
-      <w:pgSz w:w="12240" w:h="15840"/>
-      <w:pgMar w:top="1296" w:right="1440" w:bottom="1296" w:left="1440" w:header="720" w:footer="720" w:gutter="0"/>
+      <w:footerReference w:type="default" r:id="rId13"/>
+      <w:pgSz w:w="11906" w:h="16838"/>
+      <w:pgMar w:top="1020" w:right="1134" w:bottom="1020" w:left="1134" w:header="720" w:footer="720" w:gutter="0"/>
       <w:cols w:space="720"/>
       <w:docGrid w:linePitch="360"/>
     </w:sectPr>
   </w:body>
 </w:document>
+</file>
+
+<file path=word/footer1.xml><?xml version="1.0" encoding="utf-8"?>
+<w:ftr xmlns:m="http://schemas.openxmlformats.org/officeDocument/2006/math" xmlns:mc="http://schemas.openxmlformats.org/markup-compatibility/2006" xmlns:mo="http://schemas.microsoft.com/office/mac/office/2008/main" xmlns:mv="urn:schemas-microsoft-com:mac:vml" xmlns:o="urn:schemas-microsoft-com:office:office" xmlns:r="http://schemas.openxmlformats.org/officeDocument/2006/relationships" xmlns:v="urn:schemas-microsoft-com:vml" xmlns:w10="urn:schemas-microsoft-com:office:word" xmlns:w14="http://schemas.microsoft.com/office/word/2010/wordml" xmlns:w="http://schemas.openxmlformats.org/wordprocessingml/2006/main" xmlns:wne="http://schemas.microsoft.com/office/word/2006/wordml" xmlns:wp14="http://schemas.microsoft.com/office/word/2010/wordprocessingDrawing" xmlns:wp="http://schemas.openxmlformats.org/drawingml/2006/wordprocessingDrawing" xmlns:wpc="http://schemas.microsoft.com/office/word/2010/wordprocessingCanvas" xmlns:wpg="http://schemas.microsoft.com/office/word/2010/wordprocessingGroup" xmlns:wpi="http://schemas.microsoft.com/office/word/2010/wordprocessingInk" xmlns:wps="http://schemas.microsoft.com/office/word/2010/wordprocessingShape" mc:Ignorable="w14 wp14">
+  <w:p>
+    <w:pPr>
+      <w:pStyle w:val="Footer"/>
+      <w:jc w:val="right"/>
+    </w:pPr>
+    <w:fldSimple w:instr="PAGE"/>
+  </w:p>
+</w:ftr>
 </file>
 
 <file path=word/numbering.xml><?xml version="1.0" encoding="utf-8"?>
@@ -772,7 +582,7 @@
   <w:docDefaults>
     <w:rPrDefault>
       <w:rPr>
-        <w:rFonts w:asciiTheme="minorHAnsi" w:eastAsiaTheme="minorEastAsia" w:hAnsiTheme="minorHAnsi" w:cstheme="minorBidi"/>
+        <w:rFonts/>
         <w:sz w:val="22"/>
         <w:szCs w:val="22"/>
         <w:lang w:val="en-US" w:eastAsia="en-US" w:bidi="ar-SA"/>
@@ -927,6 +737,15 @@
     <w:name w:val="Normal"/>
     <w:qFormat/>
     <w:rsid w:val="00FC693F"/>
+    <w:pPr>
+      <w:spacing w:after="120" w:line="259" w:lineRule="auto"/>
+    </w:pPr>
+    <w:rPr>
+      <w:rFonts w:ascii="Times New Roman" w:hAnsi="Times New Roman"/>
+      <w:color w:val="000000"/>
+      <w:sz w:val="24"/>
+      <w:lang w:val="ky-KG"/>
+    </w:rPr>
   </w:style>
   <w:style w:type="paragraph" w:styleId="Header">
     <w:name w:val="header"/>
@@ -983,16 +802,17 @@
     <w:pPr>
       <w:keepNext/>
       <w:keepLines/>
-      <w:spacing w:before="480" w:after="0"/>
+      <w:spacing w:before="480" w:after="120" w:line="259" w:lineRule="auto"/>
       <w:outlineLvl w:val="0"/>
     </w:pPr>
     <w:rPr>
-      <w:rFonts w:asciiTheme="majorHAnsi" w:eastAsiaTheme="majorEastAsia" w:hAnsiTheme="majorHAnsi" w:cstheme="majorBidi"/>
+      <w:rFonts w:ascii="Times New Roman" w:hAnsi="Times New Roman"/>
       <w:b/>
       <w:bCs/>
-      <w:color w:val="365F91" w:themeColor="accent1" w:themeShade="BF"/>
-      <w:sz w:val="28"/>
+      <w:color w:val="000000"/>
+      <w:sz w:val="26"/>
       <w:szCs w:val="28"/>
+      <w:lang w:val="ky-KG"/>
     </w:rPr>
   </w:style>
   <w:style w:type="paragraph" w:styleId="Heading2">
@@ -1007,16 +827,17 @@
     <w:pPr>
       <w:keepNext/>
       <w:keepLines/>
-      <w:spacing w:before="200" w:after="0"/>
+      <w:spacing w:before="200" w:after="120" w:line="259" w:lineRule="auto"/>
       <w:outlineLvl w:val="1"/>
     </w:pPr>
     <w:rPr>
-      <w:rFonts w:asciiTheme="majorHAnsi" w:eastAsiaTheme="majorEastAsia" w:hAnsiTheme="majorHAnsi" w:cstheme="majorBidi"/>
+      <w:rFonts w:ascii="Times New Roman" w:hAnsi="Times New Roman"/>
       <w:b/>
       <w:bCs/>
-      <w:color w:val="4F81BD" w:themeColor="accent1"/>
+      <w:color w:val="000000"/>
       <w:sz w:val="26"/>
       <w:szCs w:val="26"/>
+      <w:lang w:val="ky-KG"/>
     </w:rPr>
   </w:style>
   <w:style w:type="paragraph" w:styleId="Heading3">
@@ -1035,7 +856,7 @@
       <w:outlineLvl w:val="2"/>
     </w:pPr>
     <w:rPr>
-      <w:rFonts w:asciiTheme="majorHAnsi" w:eastAsiaTheme="majorEastAsia" w:hAnsiTheme="majorHAnsi" w:cstheme="majorBidi"/>
+      <w:rFonts/>
       <w:b/>
       <w:bCs/>
       <w:color w:val="4F81BD" w:themeColor="accent1"/>
@@ -1058,7 +879,7 @@
       <w:outlineLvl w:val="3"/>
     </w:pPr>
     <w:rPr>
-      <w:rFonts w:asciiTheme="majorHAnsi" w:eastAsiaTheme="majorEastAsia" w:hAnsiTheme="majorHAnsi" w:cstheme="majorBidi"/>
+      <w:rFonts/>
       <w:b/>
       <w:bCs/>
       <w:i/>
@@ -1083,7 +904,7 @@
       <w:outlineLvl w:val="4"/>
     </w:pPr>
     <w:rPr>
-      <w:rFonts w:asciiTheme="majorHAnsi" w:eastAsiaTheme="majorEastAsia" w:hAnsiTheme="majorHAnsi" w:cstheme="majorBidi"/>
+      <w:rFonts/>
       <w:color w:val="243F60" w:themeColor="accent1" w:themeShade="7F"/>
     </w:rPr>
   </w:style>
@@ -1104,7 +925,7 @@
       <w:outlineLvl w:val="5"/>
     </w:pPr>
     <w:rPr>
-      <w:rFonts w:asciiTheme="majorHAnsi" w:eastAsiaTheme="majorEastAsia" w:hAnsiTheme="majorHAnsi" w:cstheme="majorBidi"/>
+      <w:rFonts/>
       <w:i/>
       <w:iCs/>
       <w:color w:val="243F60" w:themeColor="accent1" w:themeShade="7F"/>
@@ -1127,7 +948,7 @@
       <w:outlineLvl w:val="6"/>
     </w:pPr>
     <w:rPr>
-      <w:rFonts w:asciiTheme="majorHAnsi" w:eastAsiaTheme="majorEastAsia" w:hAnsiTheme="majorHAnsi" w:cstheme="majorBidi"/>
+      <w:rFonts/>
       <w:i/>
       <w:iCs/>
       <w:color w:val="404040" w:themeColor="text1" w:themeTint="BF"/>
@@ -1150,7 +971,7 @@
       <w:outlineLvl w:val="7"/>
     </w:pPr>
     <w:rPr>
-      <w:rFonts w:asciiTheme="majorHAnsi" w:eastAsiaTheme="majorEastAsia" w:hAnsiTheme="majorHAnsi" w:cstheme="majorBidi"/>
+      <w:rFonts/>
       <w:color w:val="4F81BD" w:themeColor="accent1"/>
       <w:sz w:val="20"/>
       <w:szCs w:val="20"/>
@@ -1173,7 +994,7 @@
       <w:outlineLvl w:val="8"/>
     </w:pPr>
     <w:rPr>
-      <w:rFonts w:asciiTheme="majorHAnsi" w:eastAsiaTheme="majorEastAsia" w:hAnsiTheme="majorHAnsi" w:cstheme="majorBidi"/>
+      <w:rFonts/>
       <w:i/>
       <w:iCs/>
       <w:color w:val="404040" w:themeColor="text1" w:themeTint="BF"/>
@@ -1224,7 +1045,7 @@
     <w:uiPriority w:val="9"/>
     <w:rsid w:val="00FC693F"/>
     <w:rPr>
-      <w:rFonts w:asciiTheme="majorHAnsi" w:eastAsiaTheme="majorEastAsia" w:hAnsiTheme="majorHAnsi" w:cstheme="majorBidi"/>
+      <w:rFonts/>
       <w:b/>
       <w:bCs/>
       <w:color w:val="365F91" w:themeColor="accent1" w:themeShade="BF"/>
@@ -1239,7 +1060,7 @@
     <w:uiPriority w:val="9"/>
     <w:rsid w:val="00FC693F"/>
     <w:rPr>
-      <w:rFonts w:asciiTheme="majorHAnsi" w:eastAsiaTheme="majorEastAsia" w:hAnsiTheme="majorHAnsi" w:cstheme="majorBidi"/>
+      <w:rFonts/>
       <w:b/>
       <w:bCs/>
       <w:color w:val="4F81BD" w:themeColor="accent1"/>
@@ -1254,7 +1075,7 @@
     <w:uiPriority w:val="9"/>
     <w:rsid w:val="00FC693F"/>
     <w:rPr>
-      <w:rFonts w:asciiTheme="majorHAnsi" w:eastAsiaTheme="majorEastAsia" w:hAnsiTheme="majorHAnsi" w:cstheme="majorBidi"/>
+      <w:rFonts/>
       <w:b/>
       <w:bCs/>
       <w:color w:val="4F81BD" w:themeColor="accent1"/>
@@ -1269,19 +1090,17 @@
     <w:qFormat/>
     <w:rsid w:val="00FC693F"/>
     <w:pPr>
-      <w:pBdr>
-        <w:bottom w:val="single" w:sz="8" w:space="4" w:color="4F81BD" w:themeColor="accent1"/>
-      </w:pBdr>
-      <w:spacing w:after="300" w:line="240" w:lineRule="auto"/>
+      <w:spacing w:after="120" w:line="259" w:lineRule="auto"/>
       <w:contextualSpacing/>
     </w:pPr>
     <w:rPr>
-      <w:rFonts w:asciiTheme="majorHAnsi" w:eastAsiaTheme="majorEastAsia" w:hAnsiTheme="majorHAnsi" w:cstheme="majorBidi"/>
-      <w:color w:val="17365D" w:themeColor="text2" w:themeShade="BF"/>
+      <w:rFonts w:ascii="Times New Roman" w:hAnsi="Times New Roman"/>
+      <w:color w:val="000000"/>
       <w:spacing w:val="5"/>
       <w:kern w:val="28"/>
-      <w:sz w:val="52"/>
+      <w:sz w:val="40"/>
       <w:szCs w:val="52"/>
+      <w:lang w:val="ky-KG"/>
     </w:rPr>
   </w:style>
   <w:style w:type="character" w:customStyle="1" w:styleId="TitleChar">
@@ -1291,7 +1110,7 @@
     <w:uiPriority w:val="10"/>
     <w:rsid w:val="00FC693F"/>
     <w:rPr>
-      <w:rFonts w:asciiTheme="majorHAnsi" w:eastAsiaTheme="majorEastAsia" w:hAnsiTheme="majorHAnsi" w:cstheme="majorBidi"/>
+      <w:rFonts/>
       <w:color w:val="17365D" w:themeColor="text2" w:themeShade="BF"/>
       <w:spacing w:val="5"/>
       <w:kern w:val="28"/>
@@ -1313,7 +1132,7 @@
       </w:numPr>
     </w:pPr>
     <w:rPr>
-      <w:rFonts w:asciiTheme="majorHAnsi" w:eastAsiaTheme="majorEastAsia" w:hAnsiTheme="majorHAnsi" w:cstheme="majorBidi"/>
+      <w:rFonts/>
       <w:i/>
       <w:iCs/>
       <w:color w:val="4F81BD" w:themeColor="accent1"/>
@@ -1329,7 +1148,7 @@
     <w:uiPriority w:val="11"/>
     <w:rsid w:val="00FC693F"/>
     <w:rPr>
-      <w:rFonts w:asciiTheme="majorHAnsi" w:eastAsiaTheme="majorEastAsia" w:hAnsiTheme="majorHAnsi" w:cstheme="majorBidi"/>
+      <w:rFonts/>
       <w:i/>
       <w:iCs/>
       <w:color w:val="4F81BD" w:themeColor="accent1"/>
@@ -1454,8 +1273,15 @@
       <w:numPr>
         <w:numId w:val="1"/>
       </w:numPr>
+      <w:spacing w:after="120" w:line="259" w:lineRule="auto"/>
       <w:contextualSpacing/>
     </w:pPr>
+    <w:rPr>
+      <w:rFonts w:ascii="Times New Roman" w:hAnsi="Times New Roman"/>
+      <w:color w:val="000000"/>
+      <w:sz w:val="24"/>
+      <w:lang w:val="ky-KG"/>
+    </w:rPr>
   </w:style>
   <w:style w:type="paragraph" w:styleId="ListBullet2">
     <w:name w:val="List Bullet 2"/>
@@ -1627,7 +1453,7 @@
     <w:semiHidden/>
     <w:rsid w:val="00FC693F"/>
     <w:rPr>
-      <w:rFonts w:asciiTheme="majorHAnsi" w:eastAsiaTheme="majorEastAsia" w:hAnsiTheme="majorHAnsi" w:cstheme="majorBidi"/>
+      <w:rFonts/>
       <w:b/>
       <w:bCs/>
       <w:i/>
@@ -1643,7 +1469,7 @@
     <w:semiHidden/>
     <w:rsid w:val="00FC693F"/>
     <w:rPr>
-      <w:rFonts w:asciiTheme="majorHAnsi" w:eastAsiaTheme="majorEastAsia" w:hAnsiTheme="majorHAnsi" w:cstheme="majorBidi"/>
+      <w:rFonts/>
       <w:color w:val="243F60" w:themeColor="accent1" w:themeShade="7F"/>
     </w:rPr>
   </w:style>
@@ -1655,7 +1481,7 @@
     <w:semiHidden/>
     <w:rsid w:val="00FC693F"/>
     <w:rPr>
-      <w:rFonts w:asciiTheme="majorHAnsi" w:eastAsiaTheme="majorEastAsia" w:hAnsiTheme="majorHAnsi" w:cstheme="majorBidi"/>
+      <w:rFonts/>
       <w:i/>
       <w:iCs/>
       <w:color w:val="243F60" w:themeColor="accent1" w:themeShade="7F"/>
@@ -1669,7 +1495,7 @@
     <w:semiHidden/>
     <w:rsid w:val="00FC693F"/>
     <w:rPr>
-      <w:rFonts w:asciiTheme="majorHAnsi" w:eastAsiaTheme="majorEastAsia" w:hAnsiTheme="majorHAnsi" w:cstheme="majorBidi"/>
+      <w:rFonts/>
       <w:i/>
       <w:iCs/>
       <w:color w:val="404040" w:themeColor="text1" w:themeTint="BF"/>
@@ -1683,7 +1509,7 @@
     <w:semiHidden/>
     <w:rsid w:val="00FC693F"/>
     <w:rPr>
-      <w:rFonts w:asciiTheme="majorHAnsi" w:eastAsiaTheme="majorEastAsia" w:hAnsiTheme="majorHAnsi" w:cstheme="majorBidi"/>
+      <w:rFonts/>
       <w:color w:val="4F81BD" w:themeColor="accent1"/>
       <w:sz w:val="20"/>
       <w:szCs w:val="20"/>
@@ -1697,7 +1523,7 @@
     <w:semiHidden/>
     <w:rsid w:val="00FC693F"/>
     <w:rPr>
-      <w:rFonts w:asciiTheme="majorHAnsi" w:eastAsiaTheme="majorEastAsia" w:hAnsiTheme="majorHAnsi" w:cstheme="majorBidi"/>
+      <w:rFonts/>
       <w:i/>
       <w:iCs/>
       <w:color w:val="404040" w:themeColor="text1" w:themeTint="BF"/>
@@ -1756,9 +1582,6 @@
     <w:qFormat/>
     <w:rsid w:val="00FC693F"/>
     <w:pPr>
-      <w:pBdr>
-        <w:bottom w:val="single" w:sz="4" w:space="4" w:color="4F81BD" w:themeColor="accent1"/>
-      </w:pBdr>
       <w:spacing w:before="200" w:after="280"/>
       <w:ind w:left="936" w:right="936"/>
     </w:pPr>
@@ -3286,7 +3109,7 @@
         <w:spacing w:before="0" w:after="0" w:line="240" w:lineRule="auto"/>
       </w:pPr>
       <w:rPr>
-        <w:rFonts w:asciiTheme="majorHAnsi" w:eastAsiaTheme="majorEastAsia" w:hAnsiTheme="majorHAnsi" w:cstheme="majorBidi"/>
+        <w:rFonts/>
         <w:b/>
         <w:bCs/>
       </w:rPr>
@@ -3307,7 +3130,7 @@
         <w:spacing w:before="0" w:after="0" w:line="240" w:lineRule="auto"/>
       </w:pPr>
       <w:rPr>
-        <w:rFonts w:asciiTheme="majorHAnsi" w:eastAsiaTheme="majorEastAsia" w:hAnsiTheme="majorHAnsi" w:cstheme="majorBidi"/>
+        <w:rFonts/>
         <w:b/>
         <w:bCs/>
       </w:rPr>
@@ -3325,14 +3148,14 @@
     </w:tblStylePr>
     <w:tblStylePr w:type="firstCol">
       <w:rPr>
-        <w:rFonts w:asciiTheme="majorHAnsi" w:eastAsiaTheme="majorEastAsia" w:hAnsiTheme="majorHAnsi" w:cstheme="majorBidi"/>
+        <w:rFonts/>
         <w:b/>
         <w:bCs/>
       </w:rPr>
     </w:tblStylePr>
     <w:tblStylePr w:type="lastCol">
       <w:rPr>
-        <w:rFonts w:asciiTheme="majorHAnsi" w:eastAsiaTheme="majorEastAsia" w:hAnsiTheme="majorHAnsi" w:cstheme="majorBidi"/>
+        <w:rFonts/>
         <w:b/>
         <w:bCs/>
       </w:rPr>
@@ -3416,7 +3239,7 @@
         <w:spacing w:before="0" w:after="0" w:line="240" w:lineRule="auto"/>
       </w:pPr>
       <w:rPr>
-        <w:rFonts w:asciiTheme="majorHAnsi" w:eastAsiaTheme="majorEastAsia" w:hAnsiTheme="majorHAnsi" w:cstheme="majorBidi"/>
+        <w:rFonts/>
         <w:b/>
         <w:bCs/>
       </w:rPr>
@@ -3437,7 +3260,7 @@
         <w:spacing w:before="0" w:after="0" w:line="240" w:lineRule="auto"/>
       </w:pPr>
       <w:rPr>
-        <w:rFonts w:asciiTheme="majorHAnsi" w:eastAsiaTheme="majorEastAsia" w:hAnsiTheme="majorHAnsi" w:cstheme="majorBidi"/>
+        <w:rFonts/>
         <w:b/>
         <w:bCs/>
       </w:rPr>
@@ -3455,14 +3278,14 @@
     </w:tblStylePr>
     <w:tblStylePr w:type="firstCol">
       <w:rPr>
-        <w:rFonts w:asciiTheme="majorHAnsi" w:eastAsiaTheme="majorEastAsia" w:hAnsiTheme="majorHAnsi" w:cstheme="majorBidi"/>
+        <w:rFonts/>
         <w:b/>
         <w:bCs/>
       </w:rPr>
     </w:tblStylePr>
     <w:tblStylePr w:type="lastCol">
       <w:rPr>
-        <w:rFonts w:asciiTheme="majorHAnsi" w:eastAsiaTheme="majorEastAsia" w:hAnsiTheme="majorHAnsi" w:cstheme="majorBidi"/>
+        <w:rFonts/>
         <w:b/>
         <w:bCs/>
       </w:rPr>
@@ -3546,7 +3369,7 @@
         <w:spacing w:before="0" w:after="0" w:line="240" w:lineRule="auto"/>
       </w:pPr>
       <w:rPr>
-        <w:rFonts w:asciiTheme="majorHAnsi" w:eastAsiaTheme="majorEastAsia" w:hAnsiTheme="majorHAnsi" w:cstheme="majorBidi"/>
+        <w:rFonts/>
         <w:b/>
         <w:bCs/>
       </w:rPr>
@@ -3567,7 +3390,7 @@
         <w:spacing w:before="0" w:after="0" w:line="240" w:lineRule="auto"/>
       </w:pPr>
       <w:rPr>
-        <w:rFonts w:asciiTheme="majorHAnsi" w:eastAsiaTheme="majorEastAsia" w:hAnsiTheme="majorHAnsi" w:cstheme="majorBidi"/>
+        <w:rFonts/>
         <w:b/>
         <w:bCs/>
       </w:rPr>
@@ -3585,14 +3408,14 @@
     </w:tblStylePr>
     <w:tblStylePr w:type="firstCol">
       <w:rPr>
-        <w:rFonts w:asciiTheme="majorHAnsi" w:eastAsiaTheme="majorEastAsia" w:hAnsiTheme="majorHAnsi" w:cstheme="majorBidi"/>
+        <w:rFonts/>
         <w:b/>
         <w:bCs/>
       </w:rPr>
     </w:tblStylePr>
     <w:tblStylePr w:type="lastCol">
       <w:rPr>
-        <w:rFonts w:asciiTheme="majorHAnsi" w:eastAsiaTheme="majorEastAsia" w:hAnsiTheme="majorHAnsi" w:cstheme="majorBidi"/>
+        <w:rFonts/>
         <w:b/>
         <w:bCs/>
       </w:rPr>
@@ -3676,7 +3499,7 @@
         <w:spacing w:before="0" w:after="0" w:line="240" w:lineRule="auto"/>
       </w:pPr>
       <w:rPr>
-        <w:rFonts w:asciiTheme="majorHAnsi" w:eastAsiaTheme="majorEastAsia" w:hAnsiTheme="majorHAnsi" w:cstheme="majorBidi"/>
+        <w:rFonts/>
         <w:b/>
         <w:bCs/>
       </w:rPr>
@@ -3697,7 +3520,7 @@
         <w:spacing w:before="0" w:after="0" w:line="240" w:lineRule="auto"/>
       </w:pPr>
       <w:rPr>
-        <w:rFonts w:asciiTheme="majorHAnsi" w:eastAsiaTheme="majorEastAsia" w:hAnsiTheme="majorHAnsi" w:cstheme="majorBidi"/>
+        <w:rFonts/>
         <w:b/>
         <w:bCs/>
       </w:rPr>
@@ -3715,14 +3538,14 @@
     </w:tblStylePr>
     <w:tblStylePr w:type="firstCol">
       <w:rPr>
-        <w:rFonts w:asciiTheme="majorHAnsi" w:eastAsiaTheme="majorEastAsia" w:hAnsiTheme="majorHAnsi" w:cstheme="majorBidi"/>
+        <w:rFonts/>
         <w:b/>
         <w:bCs/>
       </w:rPr>
     </w:tblStylePr>
     <w:tblStylePr w:type="lastCol">
       <w:rPr>
-        <w:rFonts w:asciiTheme="majorHAnsi" w:eastAsiaTheme="majorEastAsia" w:hAnsiTheme="majorHAnsi" w:cstheme="majorBidi"/>
+        <w:rFonts/>
         <w:b/>
         <w:bCs/>
       </w:rPr>
@@ -3806,7 +3629,7 @@
         <w:spacing w:before="0" w:after="0" w:line="240" w:lineRule="auto"/>
       </w:pPr>
       <w:rPr>
-        <w:rFonts w:asciiTheme="majorHAnsi" w:eastAsiaTheme="majorEastAsia" w:hAnsiTheme="majorHAnsi" w:cstheme="majorBidi"/>
+        <w:rFonts/>
         <w:b/>
         <w:bCs/>
       </w:rPr>
@@ -3827,7 +3650,7 @@
         <w:spacing w:before="0" w:after="0" w:line="240" w:lineRule="auto"/>
       </w:pPr>
       <w:rPr>
-        <w:rFonts w:asciiTheme="majorHAnsi" w:eastAsiaTheme="majorEastAsia" w:hAnsiTheme="majorHAnsi" w:cstheme="majorBidi"/>
+        <w:rFonts/>
         <w:b/>
         <w:bCs/>
       </w:rPr>
@@ -3845,14 +3668,14 @@
     </w:tblStylePr>
     <w:tblStylePr w:type="firstCol">
       <w:rPr>
-        <w:rFonts w:asciiTheme="majorHAnsi" w:eastAsiaTheme="majorEastAsia" w:hAnsiTheme="majorHAnsi" w:cstheme="majorBidi"/>
+        <w:rFonts/>
         <w:b/>
         <w:bCs/>
       </w:rPr>
     </w:tblStylePr>
     <w:tblStylePr w:type="lastCol">
       <w:rPr>
-        <w:rFonts w:asciiTheme="majorHAnsi" w:eastAsiaTheme="majorEastAsia" w:hAnsiTheme="majorHAnsi" w:cstheme="majorBidi"/>
+        <w:rFonts/>
         <w:b/>
         <w:bCs/>
       </w:rPr>
@@ -3936,7 +3759,7 @@
         <w:spacing w:before="0" w:after="0" w:line="240" w:lineRule="auto"/>
       </w:pPr>
       <w:rPr>
-        <w:rFonts w:asciiTheme="majorHAnsi" w:eastAsiaTheme="majorEastAsia" w:hAnsiTheme="majorHAnsi" w:cstheme="majorBidi"/>
+        <w:rFonts/>
         <w:b/>
         <w:bCs/>
       </w:rPr>
@@ -3957,7 +3780,7 @@
         <w:spacing w:before="0" w:after="0" w:line="240" w:lineRule="auto"/>
       </w:pPr>
       <w:rPr>
-        <w:rFonts w:asciiTheme="majorHAnsi" w:eastAsiaTheme="majorEastAsia" w:hAnsiTheme="majorHAnsi" w:cstheme="majorBidi"/>
+        <w:rFonts/>
         <w:b/>
         <w:bCs/>
       </w:rPr>
@@ -3975,14 +3798,14 @@
     </w:tblStylePr>
     <w:tblStylePr w:type="firstCol">
       <w:rPr>
-        <w:rFonts w:asciiTheme="majorHAnsi" w:eastAsiaTheme="majorEastAsia" w:hAnsiTheme="majorHAnsi" w:cstheme="majorBidi"/>
+        <w:rFonts/>
         <w:b/>
         <w:bCs/>
       </w:rPr>
     </w:tblStylePr>
     <w:tblStylePr w:type="lastCol">
       <w:rPr>
-        <w:rFonts w:asciiTheme="majorHAnsi" w:eastAsiaTheme="majorEastAsia" w:hAnsiTheme="majorHAnsi" w:cstheme="majorBidi"/>
+        <w:rFonts/>
         <w:b/>
         <w:bCs/>
       </w:rPr>
@@ -4066,7 +3889,7 @@
         <w:spacing w:before="0" w:after="0" w:line="240" w:lineRule="auto"/>
       </w:pPr>
       <w:rPr>
-        <w:rFonts w:asciiTheme="majorHAnsi" w:eastAsiaTheme="majorEastAsia" w:hAnsiTheme="majorHAnsi" w:cstheme="majorBidi"/>
+        <w:rFonts/>
         <w:b/>
         <w:bCs/>
       </w:rPr>
@@ -4087,7 +3910,7 @@
         <w:spacing w:before="0" w:after="0" w:line="240" w:lineRule="auto"/>
       </w:pPr>
       <w:rPr>
-        <w:rFonts w:asciiTheme="majorHAnsi" w:eastAsiaTheme="majorEastAsia" w:hAnsiTheme="majorHAnsi" w:cstheme="majorBidi"/>
+        <w:rFonts/>
         <w:b/>
         <w:bCs/>
       </w:rPr>
@@ -4105,14 +3928,14 @@
     </w:tblStylePr>
     <w:tblStylePr w:type="firstCol">
       <w:rPr>
-        <w:rFonts w:asciiTheme="majorHAnsi" w:eastAsiaTheme="majorEastAsia" w:hAnsiTheme="majorHAnsi" w:cstheme="majorBidi"/>
+        <w:rFonts/>
         <w:b/>
         <w:bCs/>
       </w:rPr>
     </w:tblStylePr>
     <w:tblStylePr w:type="lastCol">
       <w:rPr>
-        <w:rFonts w:asciiTheme="majorHAnsi" w:eastAsiaTheme="majorEastAsia" w:hAnsiTheme="majorHAnsi" w:cstheme="majorBidi"/>
+        <w:rFonts/>
         <w:b/>
         <w:bCs/>
       </w:rPr>
@@ -5977,7 +5800,7 @@
     </w:tblPr>
     <w:tblStylePr w:type="firstRow">
       <w:rPr>
-        <w:rFonts w:asciiTheme="majorHAnsi" w:eastAsiaTheme="majorEastAsia" w:hAnsiTheme="majorHAnsi" w:cstheme="majorBidi"/>
+        <w:rFonts/>
       </w:rPr>
       <w:tblPr/>
       <w:tcPr>
@@ -6061,7 +5884,7 @@
     </w:tblPr>
     <w:tblStylePr w:type="firstRow">
       <w:rPr>
-        <w:rFonts w:asciiTheme="majorHAnsi" w:eastAsiaTheme="majorEastAsia" w:hAnsiTheme="majorHAnsi" w:cstheme="majorBidi"/>
+        <w:rFonts/>
       </w:rPr>
       <w:tblPr/>
       <w:tcPr>
@@ -6145,7 +5968,7 @@
     </w:tblPr>
     <w:tblStylePr w:type="firstRow">
       <w:rPr>
-        <w:rFonts w:asciiTheme="majorHAnsi" w:eastAsiaTheme="majorEastAsia" w:hAnsiTheme="majorHAnsi" w:cstheme="majorBidi"/>
+        <w:rFonts/>
       </w:rPr>
       <w:tblPr/>
       <w:tcPr>
@@ -6229,7 +6052,7 @@
     </w:tblPr>
     <w:tblStylePr w:type="firstRow">
       <w:rPr>
-        <w:rFonts w:asciiTheme="majorHAnsi" w:eastAsiaTheme="majorEastAsia" w:hAnsiTheme="majorHAnsi" w:cstheme="majorBidi"/>
+        <w:rFonts/>
       </w:rPr>
       <w:tblPr/>
       <w:tcPr>
@@ -6313,7 +6136,7 @@
     </w:tblPr>
     <w:tblStylePr w:type="firstRow">
       <w:rPr>
-        <w:rFonts w:asciiTheme="majorHAnsi" w:eastAsiaTheme="majorEastAsia" w:hAnsiTheme="majorHAnsi" w:cstheme="majorBidi"/>
+        <w:rFonts/>
       </w:rPr>
       <w:tblPr/>
       <w:tcPr>
@@ -6397,7 +6220,7 @@
     </w:tblPr>
     <w:tblStylePr w:type="firstRow">
       <w:rPr>
-        <w:rFonts w:asciiTheme="majorHAnsi" w:eastAsiaTheme="majorEastAsia" w:hAnsiTheme="majorHAnsi" w:cstheme="majorBidi"/>
+        <w:rFonts/>
       </w:rPr>
       <w:tblPr/>
       <w:tcPr>
@@ -6481,7 +6304,7 @@
     </w:tblPr>
     <w:tblStylePr w:type="firstRow">
       <w:rPr>
-        <w:rFonts w:asciiTheme="majorHAnsi" w:eastAsiaTheme="majorEastAsia" w:hAnsiTheme="majorHAnsi" w:cstheme="majorBidi"/>
+        <w:rFonts/>
       </w:rPr>
       <w:tblPr/>
       <w:tcPr>
@@ -6546,7 +6369,7 @@
       <w:spacing w:after="0" w:line="240" w:lineRule="auto"/>
     </w:pPr>
     <w:rPr>
-      <w:rFonts w:asciiTheme="majorHAnsi" w:eastAsiaTheme="majorEastAsia" w:hAnsiTheme="majorHAnsi" w:cstheme="majorBidi"/>
+      <w:rFonts/>
       <w:color w:val="000000" w:themeColor="text1"/>
     </w:rPr>
     <w:tblPr>
@@ -6674,7 +6497,7 @@
       <w:spacing w:after="0" w:line="240" w:lineRule="auto"/>
     </w:pPr>
     <w:rPr>
-      <w:rFonts w:asciiTheme="majorHAnsi" w:eastAsiaTheme="majorEastAsia" w:hAnsiTheme="majorHAnsi" w:cstheme="majorBidi"/>
+      <w:rFonts/>
       <w:color w:val="000000" w:themeColor="text1"/>
     </w:rPr>
     <w:tblPr>
@@ -6802,7 +6625,7 @@
       <w:spacing w:after="0" w:line="240" w:lineRule="auto"/>
     </w:pPr>
     <w:rPr>
-      <w:rFonts w:asciiTheme="majorHAnsi" w:eastAsiaTheme="majorEastAsia" w:hAnsiTheme="majorHAnsi" w:cstheme="majorBidi"/>
+      <w:rFonts/>
       <w:color w:val="000000" w:themeColor="text1"/>
     </w:rPr>
     <w:tblPr>
@@ -6930,7 +6753,7 @@
       <w:spacing w:after="0" w:line="240" w:lineRule="auto"/>
     </w:pPr>
     <w:rPr>
-      <w:rFonts w:asciiTheme="majorHAnsi" w:eastAsiaTheme="majorEastAsia" w:hAnsiTheme="majorHAnsi" w:cstheme="majorBidi"/>
+      <w:rFonts/>
       <w:color w:val="000000" w:themeColor="text1"/>
     </w:rPr>
     <w:tblPr>
@@ -7058,7 +6881,7 @@
       <w:spacing w:after="0" w:line="240" w:lineRule="auto"/>
     </w:pPr>
     <w:rPr>
-      <w:rFonts w:asciiTheme="majorHAnsi" w:eastAsiaTheme="majorEastAsia" w:hAnsiTheme="majorHAnsi" w:cstheme="majorBidi"/>
+      <w:rFonts/>
       <w:color w:val="000000" w:themeColor="text1"/>
     </w:rPr>
     <w:tblPr>
@@ -7186,7 +7009,7 @@
       <w:spacing w:after="0" w:line="240" w:lineRule="auto"/>
     </w:pPr>
     <w:rPr>
-      <w:rFonts w:asciiTheme="majorHAnsi" w:eastAsiaTheme="majorEastAsia" w:hAnsiTheme="majorHAnsi" w:cstheme="majorBidi"/>
+      <w:rFonts/>
       <w:color w:val="000000" w:themeColor="text1"/>
     </w:rPr>
     <w:tblPr>
@@ -7314,7 +7137,7 @@
       <w:spacing w:after="0" w:line="240" w:lineRule="auto"/>
     </w:pPr>
     <w:rPr>
-      <w:rFonts w:asciiTheme="majorHAnsi" w:eastAsiaTheme="majorEastAsia" w:hAnsiTheme="majorHAnsi" w:cstheme="majorBidi"/>
+      <w:rFonts/>
       <w:color w:val="000000" w:themeColor="text1"/>
     </w:rPr>
     <w:tblPr>
@@ -7953,7 +7776,7 @@
       <w:spacing w:after="0" w:line="240" w:lineRule="auto"/>
     </w:pPr>
     <w:rPr>
-      <w:rFonts w:asciiTheme="majorHAnsi" w:eastAsiaTheme="majorEastAsia" w:hAnsiTheme="majorHAnsi" w:cstheme="majorBidi"/>
+      <w:rFonts/>
       <w:color w:val="000000" w:themeColor="text1"/>
     </w:rPr>
     <w:tblPr>
@@ -8078,7 +7901,7 @@
       <w:spacing w:after="0" w:line="240" w:lineRule="auto"/>
     </w:pPr>
     <w:rPr>
-      <w:rFonts w:asciiTheme="majorHAnsi" w:eastAsiaTheme="majorEastAsia" w:hAnsiTheme="majorHAnsi" w:cstheme="majorBidi"/>
+      <w:rFonts/>
       <w:color w:val="000000" w:themeColor="text1"/>
     </w:rPr>
     <w:tblPr>
@@ -8203,7 +8026,7 @@
       <w:spacing w:after="0" w:line="240" w:lineRule="auto"/>
     </w:pPr>
     <w:rPr>
-      <w:rFonts w:asciiTheme="majorHAnsi" w:eastAsiaTheme="majorEastAsia" w:hAnsiTheme="majorHAnsi" w:cstheme="majorBidi"/>
+      <w:rFonts/>
       <w:color w:val="000000" w:themeColor="text1"/>
     </w:rPr>
     <w:tblPr>
@@ -8328,7 +8151,7 @@
       <w:spacing w:after="0" w:line="240" w:lineRule="auto"/>
     </w:pPr>
     <w:rPr>
-      <w:rFonts w:asciiTheme="majorHAnsi" w:eastAsiaTheme="majorEastAsia" w:hAnsiTheme="majorHAnsi" w:cstheme="majorBidi"/>
+      <w:rFonts/>
       <w:color w:val="000000" w:themeColor="text1"/>
     </w:rPr>
     <w:tblPr>
@@ -8453,7 +8276,7 @@
       <w:spacing w:after="0" w:line="240" w:lineRule="auto"/>
     </w:pPr>
     <w:rPr>
-      <w:rFonts w:asciiTheme="majorHAnsi" w:eastAsiaTheme="majorEastAsia" w:hAnsiTheme="majorHAnsi" w:cstheme="majorBidi"/>
+      <w:rFonts/>
       <w:color w:val="000000" w:themeColor="text1"/>
     </w:rPr>
     <w:tblPr>
@@ -8578,7 +8401,7 @@
       <w:spacing w:after="0" w:line="240" w:lineRule="auto"/>
     </w:pPr>
     <w:rPr>
-      <w:rFonts w:asciiTheme="majorHAnsi" w:eastAsiaTheme="majorEastAsia" w:hAnsiTheme="majorHAnsi" w:cstheme="majorBidi"/>
+      <w:rFonts/>
       <w:color w:val="000000" w:themeColor="text1"/>
     </w:rPr>
     <w:tblPr>
@@ -8703,7 +8526,7 @@
       <w:spacing w:after="0" w:line="240" w:lineRule="auto"/>
     </w:pPr>
     <w:rPr>
-      <w:rFonts w:asciiTheme="majorHAnsi" w:eastAsiaTheme="majorEastAsia" w:hAnsiTheme="majorHAnsi" w:cstheme="majorBidi"/>
+      <w:rFonts/>
       <w:color w:val="000000" w:themeColor="text1"/>
     </w:rPr>
     <w:tblPr>
